--- a/public/files/credit_statement_template.docx
+++ b/public/files/credit_statement_template.docx
@@ -2941,7 +2941,27 @@
                 <w:szCs w:val="17"/>
                 <w:lang w:val="en-US"/>
               </w:rPr>
-              <w:t>sum_comission</w:t>
+              <w:t>sum_co</w:t>
+            </w:r>
+            <w:r>
+              <w:rPr>
+                <w:i/>
+                <w:color w:val="000000" w:themeColor="text1"/>
+                <w:sz w:val="17"/>
+                <w:szCs w:val="17"/>
+                <w:lang w:val="en-US"/>
+              </w:rPr>
+              <w:t>m</w:t>
+            </w:r>
+            <w:r>
+              <w:rPr>
+                <w:i/>
+                <w:color w:val="000000" w:themeColor="text1"/>
+                <w:sz w:val="17"/>
+                <w:szCs w:val="17"/>
+                <w:lang w:val="en-US"/>
+              </w:rPr>
+              <w:t>mission</w:t>
             </w:r>
             <w:proofErr w:type="spellEnd"/>
             <w:r>
